--- a/Cbbb-Mac/B705-5Mc.docx
+++ b/Cbbb-Mac/B705-5Mc.docx
@@ -9538,6 +9538,15 @@
         </w:rPr>
         <w:t xml:space="preserve"> فقبل ذلك يهودا وقومه وتم العهد ودام بينهم وبين الروم من طويلة</w:t>
       </w:r>
+      <w:r>
+        <w:rPr>
+          <w:color w:val="80340D" w:themeColor="accent2" w:themeShade="80"/>
+          <w:sz w:val="34"/>
+          <w:szCs w:val="34"/>
+          <w:rtl/>
+        </w:rPr>
+        <w:t> ٭</w:t>
+      </w:r>
     </w:p>
     <w:p>
       <w:pPr>
@@ -9614,7 +9623,17 @@
           <w:u w:val="single" w:color="00B050"/>
           <w:rtl/>
         </w:rPr>
-        <w:t>الفصل الرابع عسر</w:t>
+        <w:t xml:space="preserve">الفصل الرابع </w:t>
+      </w:r>
+      <w:r>
+        <w:rPr>
+          <w:color w:val="80340D" w:themeColor="accent2" w:themeShade="80"/>
+          <w:sz w:val="40"/>
+          <w:szCs w:val="40"/>
+          <w:u w:val="single" w:color="00B050"/>
+          <w:rtl/>
+        </w:rPr>
+        <w:t>عشر</w:t>
       </w:r>
       <w:r>
         <w:rPr>
@@ -9759,7 +9778,25 @@
           <w:szCs w:val="34"/>
           <w:rtl/>
         </w:rPr>
-        <w:t xml:space="preserve"> ثلثة الاف رجل من جبل الشراء واربع ساية فارس ولقي يهودا فقتل صاحب جيش يهودا وجماعه من رجاله " ـ قصدهم يهودا واصحابه فانهزم جرجس وقتل أكثر رجاله فهرب وطلب ولم يعرف له خبر وقيل انه قتل في الحرب</w:t>
+        <w:t xml:space="preserve"> ثلثة الاف رجل من جبل الشراء واربع ساية فارس ولقي يهودا فقتل صاحب جيش يهودا وجماعه من رجاله</w:t>
+      </w:r>
+      <w:r>
+        <w:rPr>
+          <w:color w:val="80340D" w:themeColor="accent2" w:themeShade="80"/>
+          <w:sz w:val="34"/>
+          <w:szCs w:val="34"/>
+          <w:rtl/>
+        </w:rPr>
+        <w:t> ٭</w:t>
+      </w:r>
+      <w:r>
+        <w:rPr>
+          <w:color w:val="80340D" w:themeColor="accent2" w:themeShade="80"/>
+          <w:sz w:val="34"/>
+          <w:szCs w:val="34"/>
+          <w:rtl/>
+        </w:rPr>
+        <w:t xml:space="preserve"> قصدهم يهودا واصحابه فانهزم جرجس وقتل أكثر رجاله فهرب وطلب ولم يعرف له خبر وقيل انه قتل في الحرب</w:t>
       </w:r>
       <w:r>
         <w:rPr>
